--- a/modelos/modelo_irregularidades.docx
+++ b/modelos/modelo_irregularidades.docx
@@ -746,23 +746,6 @@
                 <w:szCs w:val="18"/>
               </w:rPr>
               <w:t xml:space="preserve"> — {constatada_data}{constatada_visita}</w:t>
-            </w:r>
-          </w:p>
-          <w:p>
-            <w:pPr>
-              <w:keepNext/>
-              <w:spacing w:before="0" w:after="0"/>
-            </w:pPr>
-            <w:r>
-              <w:rPr>
-                <w:rFonts w:eastAsia="Cambria" w:cstheme="minorHAnsi"/>
-                <w:i/>
-                <w:iCs/>
-                <w:color w:val="595959"/>
-                <w:sz w:val="16"/>
-                <w:szCs w:val="16"/>
-              </w:rPr>
-              <w:t xml:space="preserve">Registrada por {constatada_por}.</w:t>
             </w:r>
           </w:p>
         </w:tc>
